--- a/Configuration document.docx
+++ b/Configuration document.docx
@@ -212,6 +212,7 @@
       </w:r>
     </w:p>
     <w:p>
+      <w:commentRangeStart w:id="0"/>
       <w:pPr>
         <w:pStyle w:val="Heading2"/>
         <w:pBdr>
@@ -234,7 +235,11 @@
           <w:color w:val="1f1f1f"/>
           <w:rtl w:val="0"/>
         </w:rPr>
-        <w:t xml:space="preserve">2. Dataverse Table Permissions</w:t>
+        <w:t>2 Historical Table Permissions</w:t>
+      </w:r>
+      <w:commentRangeEnd w:id="0"/>
+      <w:r>
+        <w:commentReference w:id="0"/>
       </w:r>
     </w:p>
     <w:p>
@@ -259,7 +264,7 @@
           <w:color w:val="1f1f1f"/>
           <w:rtl w:val="0"/>
         </w:rPr>
-        <w:t xml:space="preserve">To allow logged-in users to submit forms and the system to establish background lookups without throwing 403 Forbidden or 500 Internal Server errors, the following permissions were mapped to the </w:t>
+        <w:t>The table below records the original troubleshooting permissions. Global employee permissions are not the production security model. Apply the scoped permissions below before publishing employee balances and requests.</w:t>
       </w:r>
       <w:r>
         <w:rPr>
@@ -269,7 +274,6 @@
           <w:color w:val="1f1f1f"/>
           <w:rtl w:val="0"/>
         </w:rPr>
-        <w:t xml:space="preserve">Authenticated Users</w:t>
       </w:r>
       <w:r>
         <w:rPr>
@@ -277,7 +281,6 @@
           <w:color w:val="1f1f1f"/>
           <w:rtl w:val="0"/>
         </w:rPr>
-        <w:t xml:space="preserve"> web role.</w:t>
       </w:r>
     </w:p>
     <w:tbl>
@@ -1114,15 +1117,14 @@
                 <w:color w:val="1f1f1f"/>
                 <w:rtl w:val="0"/>
               </w:rPr>
-              <w:t xml:space="preserve">Department</w:t>
-            </w:r>
-            <w:r>
-              <w:rPr>
-                <w:rFonts w:ascii="Arial" w:cs="Arial" w:eastAsia="Arial" w:hAnsi="Arial"/>
-                <w:color w:val="1f1f1f"/>
-                <w:rtl w:val="0"/>
-              </w:rPr>
-              <w:t xml:space="preserve"> (hr_department)</w:t>
+              <w:t>Department (hr_departments)</w:t>
+            </w:r>
+            <w:r>
+              <w:rPr>
+                <w:rFonts w:ascii="Arial" w:cs="Arial" w:eastAsia="Arial" w:hAnsi="Arial"/>
+                <w:color w:val="1f1f1f"/>
+                <w:rtl w:val="0"/>
+              </w:rPr>
             </w:r>
           </w:p>
         </w:tc>
@@ -1723,50 +1725,50 @@
                 <w:color w:val="1f1f1f"/>
                 <w:rtl w:val="0"/>
               </w:rPr>
-              <w:t xml:space="preserve">* (Must include hr_receiptimage)</w:t>
-            </w:r>
-          </w:p>
-        </w:tc>
-        <w:tc>
-          <w:tcPr>
-            <w:tcBorders>
-              <w:top w:color="c4c7c5" w:space="0" w:sz="6" w:val="single"/>
-              <w:left w:color="c4c7c5" w:space="0" w:sz="6" w:val="single"/>
-              <w:bottom w:color="c4c7c5" w:space="0" w:sz="6" w:val="single"/>
-              <w:right w:color="c4c7c5" w:space="0" w:sz="6" w:val="single"/>
-            </w:tcBorders>
-            <w:shd w:fill="auto" w:val="clear"/>
-            <w:tcMar>
-              <w:top w:w="120.0" w:type="dxa"/>
-              <w:left w:w="180.0" w:type="dxa"/>
-              <w:bottom w:w="120.0" w:type="dxa"/>
-              <w:right w:w="180.0" w:type="dxa"/>
-            </w:tcMar>
-            <w:vAlign w:val="top"/>
-          </w:tcPr>
-          <w:p>
-            <w:pPr>
-              <w:pBdr>
-                <w:top w:space="0" w:sz="0" w:val="nil"/>
-                <w:left w:space="0" w:sz="0" w:val="nil"/>
-                <w:bottom w:space="0" w:sz="0" w:val="nil"/>
-                <w:right w:space="0" w:sz="0" w:val="nil"/>
-                <w:between w:space="0" w:sz="0" w:val="nil"/>
-              </w:pBdr>
-              <w:shd w:fill="auto" w:val="clear"/>
-              <w:spacing w:after="120" w:before="120" w:line="275.9999942779541" w:lineRule="auto"/>
-              <w:rPr>
-                <w:rFonts w:ascii="Arial" w:cs="Arial" w:eastAsia="Arial" w:hAnsi="Arial"/>
-                <w:color w:val="1f1f1f"/>
-              </w:rPr>
-            </w:pPr>
-            <w:r>
-              <w:rPr>
-                <w:rFonts w:ascii="Arial" w:cs="Arial" w:eastAsia="Arial" w:hAnsi="Arial"/>
-                <w:color w:val="1f1f1f"/>
-                <w:rtl w:val="0"/>
-              </w:rPr>
-              <w:t xml:space="preserve">Exposes columns and explicitly unblocks image file uploads.</w:t>
+              <w:t>Explicit field list in WEBAPI_SITE_SETTINGS.md, including hr_receiptimage</w:t>
+            </w:r>
+          </w:p>
+        </w:tc>
+        <w:tc>
+          <w:tcPr>
+            <w:tcBorders>
+              <w:top w:color="c4c7c5" w:space="0" w:sz="6" w:val="single"/>
+              <w:left w:color="c4c7c5" w:space="0" w:sz="6" w:val="single"/>
+              <w:bottom w:color="c4c7c5" w:space="0" w:sz="6" w:val="single"/>
+              <w:right w:color="c4c7c5" w:space="0" w:sz="6" w:val="single"/>
+            </w:tcBorders>
+            <w:shd w:fill="auto" w:val="clear"/>
+            <w:tcMar>
+              <w:top w:w="120.0" w:type="dxa"/>
+              <w:left w:w="180.0" w:type="dxa"/>
+              <w:bottom w:w="120.0" w:type="dxa"/>
+              <w:right w:w="180.0" w:type="dxa"/>
+            </w:tcMar>
+            <w:vAlign w:val="top"/>
+          </w:tcPr>
+          <w:p>
+            <w:pPr>
+              <w:pBdr>
+                <w:top w:space="0" w:sz="0" w:val="nil"/>
+                <w:left w:space="0" w:sz="0" w:val="nil"/>
+                <w:bottom w:space="0" w:sz="0" w:val="nil"/>
+                <w:right w:space="0" w:sz="0" w:val="nil"/>
+                <w:between w:space="0" w:sz="0" w:val="nil"/>
+              </w:pBdr>
+              <w:shd w:fill="auto" w:val="clear"/>
+              <w:spacing w:after="120" w:before="120" w:line="275.9999942779541" w:lineRule="auto"/>
+              <w:rPr>
+                <w:rFonts w:ascii="Arial" w:cs="Arial" w:eastAsia="Arial" w:hAnsi="Arial"/>
+                <w:color w:val="1f1f1f"/>
+              </w:rPr>
+            </w:pPr>
+            <w:r>
+              <w:rPr>
+                <w:rFonts w:ascii="Arial" w:cs="Arial" w:eastAsia="Arial" w:hAnsi="Arial"/>
+                <w:color w:val="1f1f1f"/>
+                <w:rtl w:val="0"/>
+              </w:rPr>
+              <w:t>Exposes explicitly listed Request columns, including the receipt upload field.</w:t>
             </w:r>
           </w:p>
         </w:tc>
@@ -1993,7 +1995,7 @@
                 <w:color w:val="1f1f1f"/>
                 <w:rtl w:val="0"/>
               </w:rPr>
-              <w:t xml:space="preserve">*</w:t>
+              <w:t>Explicit field list in WEBAPI_SITE_SETTINGS.md</w:t>
             </w:r>
           </w:p>
         </w:tc>
@@ -2263,7 +2265,7 @@
                 <w:color w:val="1f1f1f"/>
                 <w:rtl w:val="0"/>
               </w:rPr>
-              <w:t xml:space="preserve">*</w:t>
+              <w:t>Explicit field list in WEBAPI_SITE_SETTINGS.md</w:t>
             </w:r>
           </w:p>
         </w:tc>
@@ -2355,7 +2357,7 @@
                 <w:color w:val="1f1f1f"/>
                 <w:rtl w:val="0"/>
               </w:rPr>
-              <w:t xml:space="preserve">Webapi/hr_department/enabled</w:t>
+              <w:t>Webapi/hr_departments/enabled</w:t>
             </w:r>
           </w:p>
         </w:tc>
@@ -2490,50 +2492,50 @@
                 <w:color w:val="1f1f1f"/>
                 <w:rtl w:val="0"/>
               </w:rPr>
-              <w:t xml:space="preserve">Webapi/hr_department/fields</w:t>
-            </w:r>
-          </w:p>
-        </w:tc>
-        <w:tc>
-          <w:tcPr>
-            <w:tcBorders>
-              <w:top w:color="c4c7c5" w:space="0" w:sz="6" w:val="single"/>
-              <w:left w:color="c4c7c5" w:space="0" w:sz="6" w:val="single"/>
-              <w:bottom w:color="c4c7c5" w:space="0" w:sz="6" w:val="single"/>
-              <w:right w:color="c4c7c5" w:space="0" w:sz="6" w:val="single"/>
-            </w:tcBorders>
-            <w:shd w:fill="auto" w:val="clear"/>
-            <w:tcMar>
-              <w:top w:w="120.0" w:type="dxa"/>
-              <w:left w:w="180.0" w:type="dxa"/>
-              <w:bottom w:w="120.0" w:type="dxa"/>
-              <w:right w:w="180.0" w:type="dxa"/>
-            </w:tcMar>
-            <w:vAlign w:val="top"/>
-          </w:tcPr>
-          <w:p>
-            <w:pPr>
-              <w:pBdr>
-                <w:top w:space="0" w:sz="0" w:val="nil"/>
-                <w:left w:space="0" w:sz="0" w:val="nil"/>
-                <w:bottom w:space="0" w:sz="0" w:val="nil"/>
-                <w:right w:space="0" w:sz="0" w:val="nil"/>
-                <w:between w:space="0" w:sz="0" w:val="nil"/>
-              </w:pBdr>
-              <w:shd w:fill="auto" w:val="clear"/>
-              <w:spacing w:after="120" w:before="120" w:line="275.9999942779541" w:lineRule="auto"/>
-              <w:rPr>
-                <w:rFonts w:ascii="Arial" w:cs="Arial" w:eastAsia="Arial" w:hAnsi="Arial"/>
-                <w:color w:val="1f1f1f"/>
-              </w:rPr>
-            </w:pPr>
-            <w:r>
-              <w:rPr>
-                <w:rFonts w:ascii="Arial" w:cs="Arial" w:eastAsia="Arial" w:hAnsi="Arial"/>
-                <w:color w:val="1f1f1f"/>
-                <w:rtl w:val="0"/>
-              </w:rPr>
-              <w:t xml:space="preserve">*</w:t>
+              <w:t>Webapi/hr_departments/fields</w:t>
+            </w:r>
+          </w:p>
+        </w:tc>
+        <w:tc>
+          <w:tcPr>
+            <w:tcBorders>
+              <w:top w:color="c4c7c5" w:space="0" w:sz="6" w:val="single"/>
+              <w:left w:color="c4c7c5" w:space="0" w:sz="6" w:val="single"/>
+              <w:bottom w:color="c4c7c5" w:space="0" w:sz="6" w:val="single"/>
+              <w:right w:color="c4c7c5" w:space="0" w:sz="6" w:val="single"/>
+            </w:tcBorders>
+            <w:shd w:fill="auto" w:val="clear"/>
+            <w:tcMar>
+              <w:top w:w="120.0" w:type="dxa"/>
+              <w:left w:w="180.0" w:type="dxa"/>
+              <w:bottom w:w="120.0" w:type="dxa"/>
+              <w:right w:w="180.0" w:type="dxa"/>
+            </w:tcMar>
+            <w:vAlign w:val="top"/>
+          </w:tcPr>
+          <w:p>
+            <w:pPr>
+              <w:pBdr>
+                <w:top w:space="0" w:sz="0" w:val="nil"/>
+                <w:left w:space="0" w:sz="0" w:val="nil"/>
+                <w:bottom w:space="0" w:sz="0" w:val="nil"/>
+                <w:right w:space="0" w:sz="0" w:val="nil"/>
+                <w:between w:space="0" w:sz="0" w:val="nil"/>
+              </w:pBdr>
+              <w:shd w:fill="auto" w:val="clear"/>
+              <w:spacing w:after="120" w:before="120" w:line="275.9999942779541" w:lineRule="auto"/>
+              <w:rPr>
+                <w:rFonts w:ascii="Arial" w:cs="Arial" w:eastAsia="Arial" w:hAnsi="Arial"/>
+                <w:color w:val="1f1f1f"/>
+              </w:rPr>
+            </w:pPr>
+            <w:r>
+              <w:rPr>
+                <w:rFonts w:ascii="Arial" w:cs="Arial" w:eastAsia="Arial" w:hAnsi="Arial"/>
+                <w:color w:val="1f1f1f"/>
+                <w:rtl w:val="0"/>
+              </w:rPr>
+              <w:t>Explicit field list in WEBAPI_SITE_SETTINGS.md</w:t>
             </w:r>
           </w:p>
         </w:tc>
@@ -2716,6 +2718,49 @@
         <w:t xml:space="preserve"> Dropdown text values on the frontend (e.g., "Travel") must be manually mapped in the script to their corresponding Dataverse integer values (e.g., 123140000).</w:t>
       </w:r>
     </w:p>
+    <w:p>
+      <w:pPr>
+        <w:pStyle w:val="Heading1"/>
+      </w:pPr>
+      <w:r>
+        <w:t>Balance module website configuration</w:t>
+      </w:r>
+    </w:p>
+    <w:p>
+      <w:r>
+        <w:t>Publish pettycash-modules.js as the root Web File /pettycash-modules.js. Deploy the updated request page, My Petty Cash Requests.html, and Accounts Cash Management.html. Create the corresponding pages/templates and navigation entries in Power Pages; local HTML does not create tenant records.</w:t>
+      </w:r>
+    </w:p>
+    <w:p>
+      <w:r>
+        <w:t>Add explicit Contact fields contactid, fullname, hr_currentbalance, statecode while preserving _hr_department_value and _hr_reportstomanager_value. Add hr_managercomments to the existing Request allow-list. Add Webapi/hr_cashtransaction/enabled=true and its explicit field list from WEBAPI_SITE_SETTINGS.md.</w:t>
+      </w:r>
+    </w:p>
+    <w:p>
+      <w:r>
+        <w:t>Employee permissions: Self Contact Read, Contact-scoped Request Read through Submitted By, Contact-scoped Cash Transaction Read through Employee, and related Line Item access through Request. Verify required submission privileges and remove overlapping Global employee reads. Employees cannot write balances, approval outcomes, or ledger rows.</w:t>
+      </w:r>
+    </w:p>
+    <w:p>
+      <w:r>
+        <w:t>Accounts permissions: a dedicated Petty Cash Accounts web role, restricted page access, authorized Contact and Cash Transaction reads, and access to only the secured accounts posting flow. No portal direct balance or ledger Write/Create/Delete is needed by the accounts page.</w:t>
+      </w:r>
+    </w:p>
+    <w:p>
+      <w:r>
+        <w:t>Use a solution-aware When Power Pages calls a flow trigger attached to the site with only the Accounts role. Configure the generated flow GUID in PC_MODULE_CONFIG.accountsFlowId; enable accountsSecurityReviewed only after backend validation and duplicate/concurrency tests. Never expose a public signed HTTP trigger URL.</w:t>
+      </w:r>
+    </w:p>
+    <w:p>
+      <w:r>
+        <w:t>Create the proposed Cash Transaction hr_postingkey Text column and activate its unique alternate key before posting. Keep amounts positive and derive the sign from the confirmed transaction type. Server writes must be duplicate-safe and concurrency-safe; a simple read-old-balance then Update Contact is insufficient.</w:t>
+      </w:r>
+    </w:p>
+    <w:p>
+      <w:r>
+        <w:t>The accounts flow, approval flow, new schema key, roles, and website settings are requirements, not tenant changes performed by this local implementation. Detailed configuration and verification are in BALANCE_MODULE_SETUP.md; every subsequent change must also update IMPLEMENTATION_LOG.md.</w:t>
+      </w:r>
+    </w:p>
     <w:sectPr>
       <w:pgSz w:h="15840" w:w="12240" w:orient="portrait"/>
       <w:pgMar w:bottom="1440" w:top="1440" w:left="1440" w:right="1440" w:header="0" w:footer="720"/>
@@ -2723,6 +2768,18 @@
     </w:sectPr>
   </w:body>
 </w:document>
+</file>
+
+<file path=word/comments.xml><?xml version="1.0" encoding="utf-8"?>
+<w:comments xmlns:w="http://schemas.openxmlformats.org/wordprocessingml/2006/main">
+  <w:comment w:id="0" w:author="Project documentation" w:date="2026-10-12T07:28:40Z">
+    <w:p>
+      <w:r>
+        <w:t>The original Global permissions are preserved as history, not recommended production access. See the new scoped-permission section.</w:t>
+      </w:r>
+    </w:p>
+  </w:comment>
+</w:comments>
 </file>
 
 <file path=word/numbering.xml><?xml version="1.0" encoding="utf-8"?>
